--- a/Atividade 02 - Tipográfia Alunos.docx
+++ b/Atividade 02 - Tipográfia Alunos.docx
@@ -187,7 +187,7 @@
     <w:p>
       <w:r>
         <w:pict w14:anchorId="1D78D17A">
-          <v:rect id="_x0000_i1032" style="width:0;height:1.5pt" o:hralign="center" o:hrstd="t" o:hr="t" fillcolor="#a0a0a0" stroked="f"/>
+          <v:rect id="_x0000_i1026" style="width:0;height:1.5pt" o:hralign="center" o:hrstd="t" o:hr="t" fillcolor="#a0a0a0" stroked="f"/>
         </w:pict>
       </w:r>
     </w:p>
@@ -270,10 +270,7 @@
         <w:br/>
       </w:r>
       <w:r>
-        <w:t xml:space="preserve">Fontes com pequenos traços </w:t>
-      </w:r>
-      <w:r>
-        <w:t>nas pontas das letras (serifas)</w:t>
+        <w:t>Fontes com pequenos traços nas pontas das letras (serifas)</w:t>
       </w:r>
     </w:p>
     <w:p>
@@ -540,7 +537,7 @@
     <w:p>
       <w:r>
         <w:pict w14:anchorId="3F08F802">
-          <v:rect id="_x0000_i1033" style="width:0;height:1.5pt" o:hralign="center" o:hrstd="t" o:hr="t" fillcolor="#a0a0a0" stroked="f"/>
+          <v:rect id="_x0000_i1027" style="width:0;height:1.5pt" o:hralign="center" o:hrstd="t" o:hr="t" fillcolor="#a0a0a0" stroked="f"/>
         </w:pict>
       </w:r>
     </w:p>
@@ -852,7 +849,7 @@
           <w:szCs w:val="24"/>
         </w:rPr>
         <w:pict w14:anchorId="561F3187">
-          <v:rect id="_x0000_i1034" style="width:0;height:1.5pt" o:hralign="center" o:hrstd="t" o:hr="t" fillcolor="#a0a0a0" stroked="f"/>
+          <v:rect id="_x0000_i1028" style="width:0;height:1.5pt" o:hralign="center" o:hrstd="t" o:hr="t" fillcolor="#a0a0a0" stroked="f"/>
         </w:pict>
       </w:r>
     </w:p>
@@ -1148,7 +1145,7 @@
           <w:szCs w:val="24"/>
         </w:rPr>
         <w:pict w14:anchorId="05BBE8DB">
-          <v:rect id="_x0000_i1035" style="width:0;height:1.5pt" o:hralign="center" o:hrstd="t" o:hr="t" fillcolor="#a0a0a0" stroked="f"/>
+          <v:rect id="_x0000_i1029" style="width:0;height:1.5pt" o:hralign="center" o:hrstd="t" o:hr="t" fillcolor="#a0a0a0" stroked="f"/>
         </w:pict>
       </w:r>
     </w:p>
@@ -1387,8 +1384,6 @@
         </w:rPr>
         <w:t>Dancing Script (Casual e moderna)</w:t>
       </w:r>
-      <w:bookmarkStart w:id="0" w:name="_GoBack"/>
-      <w:bookmarkEnd w:id="0"/>
     </w:p>
     <w:p>
       <w:pPr>
@@ -1403,7 +1398,7 @@
           <w:szCs w:val="24"/>
         </w:rPr>
         <w:pict w14:anchorId="14E0C0C0">
-          <v:rect id="_x0000_i1036" style="width:0;height:1.5pt" o:hralign="center" o:hrstd="t" o:hr="t" fillcolor="#a0a0a0" stroked="f"/>
+          <v:rect id="_x0000_i1030" style="width:0;height:1.5pt" o:hralign="center" o:hrstd="t" o:hr="t" fillcolor="#a0a0a0" stroked="f"/>
         </w:pict>
       </w:r>
     </w:p>
@@ -1760,7 +1755,7 @@
     <w:p>
       <w:r>
         <w:pict w14:anchorId="0D4F3927">
-          <v:rect id="_x0000_i1037" style="width:0;height:1.5pt" o:hralign="center" o:hrstd="t" o:hr="t" fillcolor="#a0a0a0" stroked="f"/>
+          <v:rect id="_x0000_i1031" style="width:0;height:1.5pt" o:hralign="center" o:hrstd="t" o:hr="t" fillcolor="#a0a0a0" stroked="f"/>
         </w:pict>
       </w:r>
     </w:p>
@@ -2237,7 +2232,7 @@
     <w:p>
       <w:r>
         <w:pict w14:anchorId="335057DF">
-          <v:rect id="_x0000_i1038" style="width:0;height:1.5pt" o:hralign="center" o:hrstd="t" o:hr="t" fillcolor="#a0a0a0" stroked="f"/>
+          <v:rect id="_x0000_i1032" style="width:0;height:1.5pt" o:hralign="center" o:hrstd="t" o:hr="t" fillcolor="#a0a0a0" stroked="f"/>
         </w:pict>
       </w:r>
     </w:p>
@@ -2350,446 +2345,94 @@
         </w:rPr>
         <w:t>Uma pequena simulação de código usando fonte Monoespaçada</w:t>
       </w:r>
-    </w:p>
-    <w:p/>
-    <w:p>
-      <w:pPr>
-        <w:numPr>
-          <w:ilvl w:val="0"/>
-          <w:numId w:val="1"/>
-        </w:numPr>
-        <w:rPr>
-          <w:sz w:val="24"/>
-          <w:szCs w:val="24"/>
-        </w:rPr>
-      </w:pPr>
-    </w:p>
-    <w:p>
-      <w:pPr>
-        <w:numPr>
-          <w:ilvl w:val="0"/>
-          <w:numId w:val="1"/>
-        </w:numPr>
-        <w:rPr>
-          <w:sz w:val="24"/>
-          <w:szCs w:val="24"/>
-        </w:rPr>
-      </w:pPr>
-      <w:r>
-        <w:rPr>
-          <w:sz w:val="24"/>
-          <w:szCs w:val="24"/>
-        </w:rPr>
-        <w:t>Quais são suas principais características?</w:t>
-      </w:r>
-    </w:p>
-    <w:p>
-      <w:pPr>
-        <w:numPr>
-          <w:ilvl w:val="0"/>
-          <w:numId w:val="1"/>
-        </w:numPr>
-        <w:rPr>
-          <w:sz w:val="24"/>
-          <w:szCs w:val="24"/>
-        </w:rPr>
-      </w:pPr>
-      <w:r>
-        <w:rPr>
-          <w:sz w:val="24"/>
-          <w:szCs w:val="24"/>
-        </w:rPr>
-        <w:t>Onde são mais utilizadas?</w:t>
-      </w:r>
-    </w:p>
-    <w:p>
-      <w:pPr>
-        <w:numPr>
-          <w:ilvl w:val="0"/>
-          <w:numId w:val="1"/>
-        </w:numPr>
-        <w:rPr>
-          <w:sz w:val="24"/>
-          <w:szCs w:val="24"/>
-        </w:rPr>
-      </w:pPr>
-      <w:r>
-        <w:rPr>
-          <w:sz w:val="24"/>
-          <w:szCs w:val="24"/>
-        </w:rPr>
-        <w:t xml:space="preserve">Cite </w:t>
-      </w:r>
-      <w:r>
-        <w:rPr>
-          <w:b/>
-          <w:bCs/>
-          <w:sz w:val="24"/>
-          <w:szCs w:val="24"/>
-        </w:rPr>
-        <w:t>3 exemplos</w:t>
-      </w:r>
-      <w:r>
-        <w:rPr>
-          <w:sz w:val="24"/>
-          <w:szCs w:val="24"/>
-        </w:rPr>
-        <w:t>.</w:t>
+      <w:r>
+        <w:rPr>
+          <w:sz w:val="24"/>
+          <w:szCs w:val="24"/>
+        </w:rPr>
+        <w:br/>
+      </w:r>
+      <w:r>
+        <w:rPr>
+          <w:sz w:val="24"/>
+          <w:szCs w:val="24"/>
+        </w:rPr>
+        <w:br/>
+      </w:r>
+      <w:r>
+        <w:rPr>
+          <w:sz w:val="24"/>
+          <w:szCs w:val="24"/>
+        </w:rPr>
+        <w:lastRenderedPageBreak/>
+        <w:pict w14:anchorId="67559CF6">
+          <v:shapetype id="_x0000_t75" coordsize="21600,21600" o:spt="75" o:preferrelative="t" path="m@4@5l@4@11@9@11@9@5xe" filled="f" stroked="f">
+            <v:stroke joinstyle="miter"/>
+            <v:formulas>
+              <v:f eqn="if lineDrawn pixelLineWidth 0"/>
+              <v:f eqn="sum @0 1 0"/>
+              <v:f eqn="sum 0 0 @1"/>
+              <v:f eqn="prod @2 1 2"/>
+              <v:f eqn="prod @3 21600 pixelWidth"/>
+              <v:f eqn="prod @3 21600 pixelHeight"/>
+              <v:f eqn="sum @0 0 1"/>
+              <v:f eqn="prod @6 1 2"/>
+              <v:f eqn="prod @7 21600 pixelWidth"/>
+              <v:f eqn="sum @8 21600 0"/>
+              <v:f eqn="prod @7 21600 pixelHeight"/>
+              <v:f eqn="sum @10 21600 0"/>
+            </v:formulas>
+            <v:path o:extrusionok="f" gradientshapeok="t" o:connecttype="rect"/>
+            <o:lock v:ext="edit" aspectratio="t"/>
+          </v:shapetype>
+          <v:shape id="_x0000_i1052" type="#_x0000_t75" style="width:424.5pt;height:239.25pt">
+            <v:imagedata r:id="rId7" o:title="Captura de tela 2026-03-26 152028"/>
+          </v:shape>
+        </w:pict>
+      </w:r>
+      <w:r>
+        <w:rPr>
+          <w:sz w:val="24"/>
+          <w:szCs w:val="24"/>
+        </w:rPr>
+        <w:br/>
+      </w:r>
+      <w:bookmarkStart w:id="0" w:name="_GoBack"/>
+      <w:bookmarkEnd w:id="0"/>
+      <w:r>
+        <w:rPr>
+          <w:sz w:val="24"/>
+          <w:szCs w:val="24"/>
+        </w:rPr>
+        <w:pict w14:anchorId="6B0AD565">
+          <v:shape id="_x0000_i1053" type="#_x0000_t75" style="width:424.5pt;height:239.25pt">
+            <v:imagedata r:id="rId8" o:title="Captura de tela 2026-03-26 152044"/>
+          </v:shape>
+        </w:pict>
       </w:r>
     </w:p>
     <w:p>
       <w:r>
         <w:pict w14:anchorId="5BEA2825">
-          <v:rect id="_x0000_i1026" style="width:0;height:1.5pt" o:hralign="center" o:hrstd="t" o:hr="t" fillcolor="#a0a0a0" stroked="f"/>
+          <v:rect id="_x0000_i1040" style="width:0;height:1.5pt" o:hralign="center" o:hrstd="t" o:hr="t" fillcolor="#a0a0a0" stroked="f"/>
         </w:pict>
       </w:r>
     </w:p>
     <w:p>
       <w:pPr>
         <w:rPr>
-          <w:b/>
-          <w:bCs/>
-          <w:sz w:val="24"/>
-          <w:szCs w:val="24"/>
-        </w:rPr>
-      </w:pPr>
-      <w:r>
-        <w:rPr>
-          <w:b/>
-          <w:bCs/>
-          <w:sz w:val="24"/>
-          <w:szCs w:val="24"/>
-        </w:rPr>
-        <w:t>Fontes Não Serifadas (Sans-serif) (1,0)</w:t>
-      </w:r>
-    </w:p>
-    <w:p>
-      <w:pPr>
-        <w:numPr>
-          <w:ilvl w:val="0"/>
-          <w:numId w:val="3"/>
-        </w:numPr>
-        <w:rPr>
-          <w:sz w:val="24"/>
-          <w:szCs w:val="24"/>
-        </w:rPr>
-      </w:pPr>
-      <w:r>
-        <w:rPr>
-          <w:sz w:val="24"/>
-          <w:szCs w:val="24"/>
-        </w:rPr>
-        <w:t>O que são?</w:t>
-      </w:r>
-    </w:p>
-    <w:p>
-      <w:pPr>
-        <w:numPr>
-          <w:ilvl w:val="0"/>
-          <w:numId w:val="3"/>
-        </w:numPr>
-        <w:rPr>
-          <w:sz w:val="24"/>
-          <w:szCs w:val="24"/>
-        </w:rPr>
-      </w:pPr>
-      <w:r>
-        <w:rPr>
-          <w:sz w:val="24"/>
-          <w:szCs w:val="24"/>
-        </w:rPr>
-        <w:t>Quais são suas características visuais?</w:t>
-      </w:r>
-    </w:p>
-    <w:p>
-      <w:pPr>
-        <w:numPr>
-          <w:ilvl w:val="0"/>
-          <w:numId w:val="3"/>
-        </w:numPr>
-        <w:rPr>
-          <w:sz w:val="24"/>
-          <w:szCs w:val="24"/>
-        </w:rPr>
-      </w:pPr>
-      <w:r>
-        <w:rPr>
-          <w:sz w:val="24"/>
-          <w:szCs w:val="24"/>
-        </w:rPr>
-        <w:t>Em quais situações são mais usadas?</w:t>
-      </w:r>
-    </w:p>
-    <w:p>
-      <w:pPr>
-        <w:numPr>
-          <w:ilvl w:val="0"/>
-          <w:numId w:val="3"/>
-        </w:numPr>
-        <w:rPr>
-          <w:sz w:val="24"/>
-          <w:szCs w:val="24"/>
-        </w:rPr>
-      </w:pPr>
-      <w:r>
-        <w:rPr>
-          <w:sz w:val="24"/>
-          <w:szCs w:val="24"/>
-        </w:rPr>
-        <w:t xml:space="preserve">Cite </w:t>
-      </w:r>
-      <w:r>
-        <w:rPr>
-          <w:b/>
-          <w:bCs/>
-          <w:sz w:val="24"/>
-          <w:szCs w:val="24"/>
-        </w:rPr>
-        <w:t>3 exemplos</w:t>
-      </w:r>
-      <w:r>
-        <w:rPr>
-          <w:sz w:val="24"/>
-          <w:szCs w:val="24"/>
-        </w:rPr>
-        <w:t>.</w:t>
-      </w:r>
-    </w:p>
-    <w:p>
-      <w:pPr>
-        <w:rPr>
-          <w:sz w:val="24"/>
-          <w:szCs w:val="24"/>
-        </w:rPr>
-      </w:pPr>
-      <w:r>
-        <w:rPr>
-          <w:sz w:val="24"/>
-          <w:szCs w:val="24"/>
-        </w:rPr>
-        <w:pict w14:anchorId="4112E962">
-          <v:rect id="_x0000_i1027" style="width:0;height:1.5pt" o:hralign="center" o:hrstd="t" o:hr="t" fillcolor="#a0a0a0" stroked="f"/>
-        </w:pict>
-      </w:r>
-    </w:p>
-    <w:p>
-      <w:pPr>
-        <w:rPr>
-          <w:b/>
-          <w:bCs/>
-          <w:sz w:val="24"/>
-          <w:szCs w:val="24"/>
-        </w:rPr>
-      </w:pPr>
-      <w:r>
-        <w:rPr>
-          <w:b/>
-          <w:bCs/>
-          <w:sz w:val="24"/>
-          <w:szCs w:val="24"/>
-        </w:rPr>
-        <w:t xml:space="preserve"> Fontes Monoespaçadas (1,0)</w:t>
-      </w:r>
-    </w:p>
-    <w:p>
-      <w:pPr>
-        <w:numPr>
-          <w:ilvl w:val="0"/>
-          <w:numId w:val="5"/>
-        </w:numPr>
-        <w:rPr>
-          <w:sz w:val="24"/>
-          <w:szCs w:val="24"/>
-        </w:rPr>
-      </w:pPr>
-      <w:r>
-        <w:rPr>
-          <w:sz w:val="24"/>
-          <w:szCs w:val="24"/>
-        </w:rPr>
-        <w:lastRenderedPageBreak/>
-        <w:t>O que significa monoespaçada?</w:t>
-      </w:r>
-    </w:p>
-    <w:p>
-      <w:pPr>
-        <w:numPr>
-          <w:ilvl w:val="0"/>
-          <w:numId w:val="5"/>
-        </w:numPr>
-        <w:rPr>
-          <w:sz w:val="24"/>
-          <w:szCs w:val="24"/>
-        </w:rPr>
-      </w:pPr>
-      <w:r>
-        <w:rPr>
-          <w:sz w:val="24"/>
-          <w:szCs w:val="24"/>
-        </w:rPr>
-        <w:t>Onde esse tipo de fonte é mais utilizado?</w:t>
-      </w:r>
-    </w:p>
-    <w:p>
-      <w:pPr>
-        <w:numPr>
-          <w:ilvl w:val="0"/>
-          <w:numId w:val="5"/>
-        </w:numPr>
-        <w:rPr>
-          <w:sz w:val="24"/>
-          <w:szCs w:val="24"/>
-        </w:rPr>
-      </w:pPr>
-      <w:r>
-        <w:rPr>
-          <w:sz w:val="24"/>
-          <w:szCs w:val="24"/>
-        </w:rPr>
-        <w:t xml:space="preserve">Cite </w:t>
-      </w:r>
-      <w:r>
-        <w:rPr>
-          <w:b/>
-          <w:bCs/>
-          <w:sz w:val="24"/>
-          <w:szCs w:val="24"/>
-        </w:rPr>
-        <w:t>3 exemplos</w:t>
-      </w:r>
-      <w:r>
-        <w:rPr>
-          <w:sz w:val="24"/>
-          <w:szCs w:val="24"/>
-        </w:rPr>
-        <w:t>.</w:t>
-      </w:r>
-    </w:p>
-    <w:p>
-      <w:pPr>
-        <w:rPr>
-          <w:sz w:val="24"/>
-          <w:szCs w:val="24"/>
-        </w:rPr>
-      </w:pPr>
-      <w:r>
-        <w:rPr>
-          <w:sz w:val="24"/>
-          <w:szCs w:val="24"/>
-        </w:rPr>
-        <w:pict w14:anchorId="0D903B8E">
-          <v:rect id="_x0000_i1028" style="width:0;height:1.5pt" o:hralign="center" o:hrstd="t" o:hr="t" fillcolor="#a0a0a0" stroked="f"/>
-        </w:pict>
-      </w:r>
-    </w:p>
-    <w:p>
-      <w:pPr>
-        <w:rPr>
-          <w:b/>
-          <w:bCs/>
-          <w:sz w:val="24"/>
-          <w:szCs w:val="24"/>
-        </w:rPr>
-      </w:pPr>
-      <w:r>
-        <w:rPr>
-          <w:b/>
-          <w:bCs/>
-          <w:sz w:val="24"/>
-          <w:szCs w:val="24"/>
-        </w:rPr>
-        <w:t xml:space="preserve"> Fontes Script (1,0)</w:t>
-      </w:r>
-    </w:p>
-    <w:p>
-      <w:pPr>
-        <w:numPr>
-          <w:ilvl w:val="0"/>
-          <w:numId w:val="7"/>
-        </w:numPr>
-        <w:rPr>
-          <w:sz w:val="24"/>
-          <w:szCs w:val="24"/>
-        </w:rPr>
-      </w:pPr>
-      <w:r>
-        <w:rPr>
-          <w:sz w:val="24"/>
-          <w:szCs w:val="24"/>
-        </w:rPr>
-        <w:t>O que caracteriza esse estilo?</w:t>
-      </w:r>
-    </w:p>
-    <w:p>
-      <w:pPr>
-        <w:numPr>
-          <w:ilvl w:val="0"/>
-          <w:numId w:val="7"/>
-        </w:numPr>
-        <w:rPr>
-          <w:sz w:val="24"/>
-          <w:szCs w:val="24"/>
-        </w:rPr>
-      </w:pPr>
-      <w:r>
-        <w:rPr>
-          <w:sz w:val="24"/>
-          <w:szCs w:val="24"/>
-        </w:rPr>
-        <w:t>Em que tipo de projeto é mais comum?</w:t>
-      </w:r>
-    </w:p>
-    <w:p>
-      <w:pPr>
-        <w:numPr>
-          <w:ilvl w:val="0"/>
-          <w:numId w:val="7"/>
-        </w:numPr>
-        <w:rPr>
-          <w:sz w:val="24"/>
-          <w:szCs w:val="24"/>
-        </w:rPr>
-      </w:pPr>
-      <w:r>
-        <w:rPr>
-          <w:sz w:val="24"/>
-          <w:szCs w:val="24"/>
-        </w:rPr>
-        <w:t xml:space="preserve">Cite </w:t>
-      </w:r>
-      <w:r>
-        <w:rPr>
-          <w:b/>
-          <w:bCs/>
-          <w:sz w:val="24"/>
-          <w:szCs w:val="24"/>
-        </w:rPr>
-        <w:t>3 exemplos</w:t>
-      </w:r>
-      <w:r>
-        <w:rPr>
-          <w:sz w:val="24"/>
-          <w:szCs w:val="24"/>
-        </w:rPr>
-        <w:t>.</w:t>
-      </w:r>
-    </w:p>
-    <w:p>
-      <w:pPr>
-        <w:rPr>
-          <w:sz w:val="24"/>
-          <w:szCs w:val="24"/>
-        </w:rPr>
-      </w:pPr>
-      <w:r>
-        <w:rPr>
-          <w:sz w:val="24"/>
-          <w:szCs w:val="24"/>
-        </w:rPr>
-        <w:pict w14:anchorId="71498017">
-          <v:rect id="_x0000_i1029" style="width:0;height:1.5pt" o:hralign="center" o:hrstd="t" o:hr="t" fillcolor="#a0a0a0" stroked="f"/>
-        </w:pict>
-      </w:r>
+          <w:sz w:val="24"/>
+          <w:szCs w:val="24"/>
+        </w:rPr>
+      </w:pPr>
+    </w:p>
+    <w:p>
+      <w:pPr>
+        <w:rPr>
+          <w:sz w:val="24"/>
+          <w:szCs w:val="24"/>
+        </w:rPr>
+      </w:pPr>
     </w:p>
     <w:p>
       <w:pPr>
